--- a/ProjectDetails/Project_Overview.docx
+++ b/ProjectDetails/Project_Overview.docx
@@ -658,6 +658,7 @@
           <w:sz w:val="20"/>
           <w:szCs w:val="20"/>
         </w:rPr>
+        <w:lastRenderedPageBreak/>
         <w:t>·</w:t>
       </w:r>
       <w:r>
@@ -1469,6 +1470,7 @@
           <w:sz w:val="24"/>
           <w:szCs w:val="24"/>
         </w:rPr>
+        <w:lastRenderedPageBreak/>
         <w:t>4️</w:t>
       </w:r>
       <w:r>
@@ -2360,6 +2362,7 @@
           <w:sz w:val="24"/>
           <w:szCs w:val="24"/>
         </w:rPr>
+        <w:lastRenderedPageBreak/>
         <w:t>·</w:t>
       </w:r>
       <w:r>
@@ -3328,6 +3331,7 @@
           <w:sz w:val="24"/>
           <w:szCs w:val="24"/>
         </w:rPr>
+        <w:lastRenderedPageBreak/>
         <w:t>·</w:t>
       </w:r>
       <w:r>
@@ -4034,6 +4038,7 @@
           <w:sz w:val="24"/>
           <w:szCs w:val="24"/>
         </w:rPr>
+        <w:lastRenderedPageBreak/>
         <w:t>Draft Policy</w:t>
       </w:r>
     </w:p>
@@ -4644,6 +4649,7 @@
           <w:sz w:val="24"/>
           <w:szCs w:val="24"/>
         </w:rPr>
+        <w:lastRenderedPageBreak/>
         <w:t>⭐</w:t>
       </w:r>
       <w:r>
@@ -5287,6 +5293,7 @@
           <w:sz w:val="24"/>
           <w:szCs w:val="24"/>
         </w:rPr>
+        <w:lastRenderedPageBreak/>
         <w:t>Final Status:</w:t>
       </w:r>
     </w:p>
@@ -5975,6 +5982,7 @@
           <w:sz w:val="24"/>
           <w:szCs w:val="24"/>
         </w:rPr>
+        <w:lastRenderedPageBreak/>
         <w:t>Entity Framework Models</w:t>
       </w:r>
     </w:p>
@@ -6723,6 +6731,7 @@
           <w:sz w:val="20"/>
           <w:szCs w:val="20"/>
         </w:rPr>
+        <w:lastRenderedPageBreak/>
         <w:t>·</w:t>
       </w:r>
       <w:r>
@@ -7236,7 +7245,30 @@
           <w:sz w:val="24"/>
           <w:szCs w:val="24"/>
         </w:rPr>
+        <w:lastRenderedPageBreak/>
         <w:t>11. UML Diagrams</w:t>
+      </w:r>
+    </w:p>
+    <w:p>
+      <w:pPr>
+        <w:spacing w:before="240" w:after="240"/>
+        <w:rPr>
+          <w:rFonts w:ascii="Times New Roman" w:eastAsia="Times New Roman" w:hAnsi="Times New Roman" w:cs="Times New Roman"/>
+          <w:b/>
+          <w:bCs/>
+          <w:sz w:val="24"/>
+          <w:szCs w:val="24"/>
+        </w:rPr>
+      </w:pPr>
+      <w:r>
+        <w:rPr>
+          <w:rFonts w:ascii="Times New Roman" w:eastAsia="Times New Roman" w:hAnsi="Times New Roman" w:cs="Times New Roman"/>
+          <w:b/>
+          <w:bCs/>
+          <w:sz w:val="24"/>
+          <w:szCs w:val="24"/>
+        </w:rPr>
+        <w:t xml:space="preserve"> </w:t>
       </w:r>
     </w:p>
     <w:p>
@@ -7259,6 +7291,78 @@
           <w:sz w:val="24"/>
           <w:szCs w:val="24"/>
         </w:rPr>
+        <w:lastRenderedPageBreak/>
+        <w:drawing>
+          <wp:inline distT="0" distB="0" distL="0" distR="0" wp14:anchorId="71A777A3" wp14:editId="1EB47EF5">
+            <wp:extent cx="5100320" cy="8860790"/>
+            <wp:effectExtent l="0" t="0" r="5080" b="0"/>
+            <wp:docPr id="1917167882" name="Picture 1"/>
+            <wp:cNvGraphicFramePr>
+              <a:graphicFrameLocks xmlns:a="http://schemas.openxmlformats.org/drawingml/2006/main" noChangeAspect="1"/>
+            </wp:cNvGraphicFramePr>
+            <a:graphic xmlns:a="http://schemas.openxmlformats.org/drawingml/2006/main">
+              <a:graphicData uri="http://schemas.openxmlformats.org/drawingml/2006/picture">
+                <pic:pic xmlns:pic="http://schemas.openxmlformats.org/drawingml/2006/picture">
+                  <pic:nvPicPr>
+                    <pic:cNvPr id="0" name="Picture 1"/>
+                    <pic:cNvPicPr>
+                      <a:picLocks noChangeAspect="1" noChangeArrowheads="1"/>
+                    </pic:cNvPicPr>
+                  </pic:nvPicPr>
+                  <pic:blipFill>
+                    <a:blip r:embed="rId5">
+                      <a:extLst>
+                        <a:ext uri="{28A0092B-C50C-407E-A947-70E740481C1C}">
+                          <a14:useLocalDpi xmlns:a14="http://schemas.microsoft.com/office/drawing/2010/main" val="0"/>
+                        </a:ext>
+                      </a:extLst>
+                    </a:blip>
+                    <a:srcRect/>
+                    <a:stretch>
+                      <a:fillRect/>
+                    </a:stretch>
+                  </pic:blipFill>
+                  <pic:spPr bwMode="auto">
+                    <a:xfrm>
+                      <a:off x="0" y="0"/>
+                      <a:ext cx="5100320" cy="8860790"/>
+                    </a:xfrm>
+                    <a:prstGeom prst="rect">
+                      <a:avLst/>
+                    </a:prstGeom>
+                    <a:noFill/>
+                    <a:ln>
+                      <a:noFill/>
+                    </a:ln>
+                  </pic:spPr>
+                </pic:pic>
+              </a:graphicData>
+            </a:graphic>
+          </wp:inline>
+        </w:drawing>
+      </w:r>
+    </w:p>
+    <w:p>
+      <w:pPr>
+        <w:spacing w:before="240" w:after="240"/>
+        <w:rPr>
+          <w:rFonts w:ascii="Times New Roman" w:eastAsia="Times New Roman" w:hAnsi="Times New Roman" w:cs="Times New Roman"/>
+          <w:b/>
+          <w:bCs/>
+          <w:sz w:val="24"/>
+          <w:szCs w:val="24"/>
+        </w:rPr>
+      </w:pPr>
+      <w:r>
+        <w:rPr>
+          <w:rFonts w:ascii="Times New Roman" w:eastAsia="Times New Roman" w:hAnsi="Times New Roman" w:cs="Times New Roman"/>
+          <w:b/>
+          <w:bCs/>
+          <w:noProof/>
+          <w:sz w:val="24"/>
+          <w:szCs w:val="24"/>
+        </w:rPr>
+        <w:lastRenderedPageBreak/>
         <w:drawing>
           <wp:inline distT="114300" distB="114300" distL="114300" distR="114300" wp14:anchorId="42CB1759" wp14:editId="044B772B">
             <wp:extent cx="5938838" cy="8878661"/>
@@ -7273,7 +7377,7 @@
                     <pic:cNvPicPr preferRelativeResize="0"/>
                   </pic:nvPicPr>
                   <pic:blipFill>
-                    <a:blip r:embed="rId5"/>
+                    <a:blip r:embed="rId6"/>
                     <a:srcRect/>
                     <a:stretch>
                       <a:fillRect/>
@@ -7316,6 +7420,7 @@
           <w:sz w:val="24"/>
           <w:szCs w:val="24"/>
         </w:rPr>
+        <w:lastRenderedPageBreak/>
         <w:drawing>
           <wp:inline distT="114300" distB="114300" distL="114300" distR="114300" wp14:anchorId="5E276B2F" wp14:editId="2947DD9E">
             <wp:extent cx="5334000" cy="8677275"/>
@@ -7330,7 +7435,7 @@
                     <pic:cNvPicPr preferRelativeResize="0"/>
                   </pic:nvPicPr>
                   <pic:blipFill>
-                    <a:blip r:embed="rId6"/>
+                    <a:blip r:embed="rId7"/>
                     <a:srcRect l="1060"/>
                     <a:stretch>
                       <a:fillRect/>
@@ -7352,30 +7457,20 @@
           </wp:inline>
         </w:drawing>
       </w:r>
-    </w:p>
-    <w:p>
-      <w:pPr>
-        <w:spacing w:before="240" w:after="240"/>
+      <w:r>
         <w:rPr>
           <w:rFonts w:ascii="Times New Roman" w:eastAsia="Times New Roman" w:hAnsi="Times New Roman" w:cs="Times New Roman"/>
           <w:b/>
           <w:bCs/>
-          <w:sz w:val="24"/>
-          <w:szCs w:val="24"/>
-        </w:rPr>
-      </w:pPr>
-      <w:r>
-        <w:rPr>
-          <w:rFonts w:ascii="Times New Roman" w:eastAsia="Times New Roman" w:hAnsi="Times New Roman" w:cs="Times New Roman"/>
-          <w:b/>
-          <w:bCs/>
-          <w:sz w:val="24"/>
-          <w:szCs w:val="24"/>
-        </w:rPr>
+          <w:noProof/>
+          <w:sz w:val="24"/>
+          <w:szCs w:val="24"/>
+        </w:rPr>
+        <w:lastRenderedPageBreak/>
         <w:drawing>
-          <wp:inline distT="0" distB="0" distL="0" distR="0" wp14:anchorId="608643EC" wp14:editId="1E55E80B">
-            <wp:extent cx="7037991" cy="8094133"/>
-            <wp:effectExtent l="0" t="0" r="0" b="2540"/>
+          <wp:inline distT="0" distB="0" distL="0" distR="0" wp14:anchorId="608643EC" wp14:editId="07E0F9E1">
+            <wp:extent cx="6320790" cy="7696697"/>
+            <wp:effectExtent l="0" t="0" r="3810" b="0"/>
             <wp:docPr id="2086931558" name="Picture 1"/>
             <wp:cNvGraphicFramePr>
               <a:graphicFrameLocks xmlns:a="http://schemas.openxmlformats.org/drawingml/2006/main" noChangeAspect="1"/>
@@ -7388,7 +7483,7 @@
                     <pic:cNvPicPr/>
                   </pic:nvPicPr>
                   <pic:blipFill>
-                    <a:blip r:embed="rId7"/>
+                    <a:blip r:embed="rId8"/>
                     <a:stretch>
                       <a:fillRect/>
                     </a:stretch>
@@ -7396,7 +7491,7 @@
                   <pic:spPr>
                     <a:xfrm>
                       <a:off x="0" y="0"/>
-                      <a:ext cx="7042428" cy="8099236"/>
+                      <a:ext cx="6342294" cy="7722882"/>
                     </a:xfrm>
                     <a:prstGeom prst="rect">
                       <a:avLst/>
